--- a/examples/graphics/doc/grf_histogram.docx
+++ b/examples/graphics/doc/grf_histogram.docx
@@ -580,7 +580,7 @@
         <w:rPr>
           <w:rStyle w:val="VerbatimChar"/>
         </w:rPr>
-        <w:t xml:space="preserve">## 1   1.0704920 2.594031 4.798013</w:t>
+        <w:t xml:space="preserve">## 1   0.6698649 3.287836 6.039214</w:t>
       </w:r>
       <w:r>
         <w:br/>
@@ -589,7 +589,7 @@
         <w:rPr>
           <w:rStyle w:val="VerbatimChar"/>
         </w:rPr>
-        <w:t xml:space="preserve">## 2   1.8113712 2.669831 3.009860</w:t>
+        <w:t xml:space="preserve">## 2   0.7575723 2.851291 6.814837</w:t>
       </w:r>
       <w:r>
         <w:br/>
@@ -598,7 +598,7 @@
         <w:rPr>
           <w:rStyle w:val="VerbatimChar"/>
         </w:rPr>
-        <w:t xml:space="preserve">## 3   0.3842084 3.219861 5.790757</w:t>
+        <w:t xml:space="preserve">## 3   0.6439487 2.916869 6.794661</w:t>
       </w:r>
       <w:r>
         <w:br/>
@@ -607,7 +607,7 @@
         <w:rPr>
           <w:rStyle w:val="VerbatimChar"/>
         </w:rPr>
-        <w:t xml:space="preserve">## 4   1.1711771 2.982447 3.901110</w:t>
+        <w:t xml:space="preserve">## 4   0.9550314 3.071941 3.891191</w:t>
       </w:r>
       <w:r>
         <w:br/>
@@ -616,7 +616,7 @@
         <w:rPr>
           <w:rStyle w:val="VerbatimChar"/>
         </w:rPr>
-        <w:t xml:space="preserve">## 5   1.2598766 2.627410 6.064325</w:t>
+        <w:t xml:space="preserve">## 5   0.7137327 2.561612 3.103048</w:t>
       </w:r>
       <w:r>
         <w:br/>
@@ -625,7 +625,7 @@
         <w:rPr>
           <w:rStyle w:val="VerbatimChar"/>
         </w:rPr>
-        <w:t xml:space="preserve">## 6   1.5955480 2.768846 6.027973</w:t>
+        <w:t xml:space="preserve">## 6   0.7771828 2.811964 4.882113</w:t>
       </w:r>
     </w:p>
     <w:p>
@@ -1588,7 +1588,11 @@
         <w:t xml:space="preserve">- Wickham, H. (2016). ggplot2: Elegant Graphics for Data Analysis. Springer.</w:t>
       </w:r>
     </w:p>
-    <w:sectPr/>
+    <w:sectPr>
+      <w:footnotePr>
+        <w:numRestart w:val="eachSect"/>
+      </w:footnotePr>
+    </w:sectPr>
   </w:body>
 </w:document>
 </file>
@@ -1760,8 +1764,6 @@
     </w:pPr>
     <w:rPr>
       <w:rFonts w:asciiTheme="majorHAnsi" w:cstheme="majorBidi" w:eastAsiaTheme="majorEastAsia" w:hAnsiTheme="majorHAnsi"/>
-      <w:spacing w:val="-10"/>
-      <w:kern w:val="28"/>
       <w:sz w:val="56"/>
       <w:szCs w:val="56"/>
     </w:rPr>
@@ -1774,15 +1776,13 @@
     <w:rsid w:val="00A10FD9"/>
     <w:rPr>
       <w:rFonts w:asciiTheme="majorHAnsi" w:cstheme="majorBidi" w:eastAsiaTheme="majorEastAsia" w:hAnsiTheme="majorHAnsi"/>
-      <w:spacing w:val="-10"/>
-      <w:kern w:val="28"/>
       <w:sz w:val="56"/>
       <w:szCs w:val="56"/>
     </w:rPr>
   </w:style>
   <w:style w:styleId="Subtitle" w:type="paragraph">
     <w:name w:val="Subtitle"/>
-    <w:basedOn w:val="Normal"/>
+    <w:basedOn w:val="Title"/>
     <w:next w:val="BodyText"/>
     <w:link w:val="SubtitleChar"/>
     <w:uiPriority w:val="11"/>
@@ -1795,7 +1795,6 @@
     </w:pPr>
     <w:rPr>
       <w:rFonts w:cstheme="majorBidi" w:eastAsiaTheme="majorEastAsia"/>
-      <w:color w:themeColor="text1" w:themeTint="A6" w:val="595959"/>
       <w:spacing w:val="15"/>
       <w:sz w:val="28"/>
       <w:szCs w:val="28"/>
@@ -1817,23 +1816,31 @@
   </w:style>
   <w:style w:customStyle="1" w:styleId="Author" w:type="paragraph">
     <w:name w:val="Author"/>
+    <w:basedOn w:val="Title"/>
     <w:next w:val="BodyText"/>
     <w:qFormat/>
     <w:pPr>
       <w:keepNext/>
       <w:keepLines/>
-      <w:jc w:val="center"/>
     </w:pPr>
+    <w:rPr>
+      <w:sz w:val="24"/>
+      <w:szCs w:val="24"/>
+    </w:rPr>
   </w:style>
   <w:style w:styleId="Date" w:type="paragraph">
     <w:name w:val="Date"/>
+    <w:basedOn w:val="Title"/>
     <w:next w:val="BodyText"/>
     <w:qFormat/>
     <w:pPr>
       <w:keepNext/>
       <w:keepLines/>
-      <w:jc w:val="center"/>
     </w:pPr>
+    <w:rPr>
+      <w:sz w:val="24"/>
+      <w:szCs w:val="24"/>
+    </w:rPr>
   </w:style>
   <w:style w:customStyle="1" w:styleId="AbstractTitle" w:type="paragraph">
     <w:name w:val="Abstract Title"/>
@@ -1848,7 +1855,6 @@
     </w:pPr>
     <w:rPr>
       <w:b/>
-      <w:color w:val="345A8A"/>
       <w:sz w:val="20"/>
       <w:szCs w:val="20"/>
     </w:rPr>
